--- a/TASK/2_Apache&web_server_8.docx
+++ b/TASK/2_Apache&web_server_8.docx
@@ -285,16 +285,11 @@
         <w:spacing w:after="0" w:line="276" w:lineRule="auto"/>
       </w:pPr>
       <w:r>
-        <w:t xml:space="preserve">To know the services running in 80 </w:t>
-      </w:r>
-      <w:proofErr w:type="gramStart"/>
-      <w:r>
-        <w:t>por</w:t>
+        <w:t>To know the services running in 80 por</w:t>
       </w:r>
       <w:r>
         <w:t>t</w:t>
       </w:r>
-      <w:proofErr w:type="gramEnd"/>
     </w:p>
     <w:p>
       <w:pPr>
@@ -424,7 +419,6 @@
         <w:spacing w:after="0" w:line="276" w:lineRule="auto"/>
       </w:pPr>
       <w:proofErr w:type="spellStart"/>
-      <w:proofErr w:type="gramStart"/>
       <w:r>
         <w:t>ps</w:t>
       </w:r>
@@ -433,21 +427,12 @@
         <w:t xml:space="preserve">  -</w:t>
       </w:r>
       <w:proofErr w:type="spellStart"/>
-      <w:proofErr w:type="gramEnd"/>
       <w:r>
         <w:t>ef</w:t>
       </w:r>
       <w:proofErr w:type="spellEnd"/>
       <w:r>
-        <w:t xml:space="preserve"> | grep </w:t>
-      </w:r>
-      <w:proofErr w:type="gramStart"/>
-      <w:r>
-        <w:t>80 :</w:t>
-      </w:r>
-      <w:proofErr w:type="gramEnd"/>
-      <w:r>
-        <w:t xml:space="preserve"> check specific </w:t>
+        <w:t xml:space="preserve"> | grep 80 : check specific </w:t>
       </w:r>
       <w:r>
         <w:br/>
@@ -526,21 +511,13 @@
       </w:r>
       <w:r>
         <w:br/>
-        <w:t>16.171.5.</w:t>
-      </w:r>
-      <w:proofErr w:type="gramStart"/>
-      <w:r>
-        <w:t xml:space="preserve">124 </w:t>
+        <w:t xml:space="preserve">16.171.5.124 </w:t>
       </w:r>
       <w:r>
         <w:t xml:space="preserve"> </w:t>
       </w:r>
       <w:r>
-        <w:t>from</w:t>
-      </w:r>
-      <w:proofErr w:type="gramEnd"/>
-      <w:r>
-        <w:t xml:space="preserve"> </w:t>
+        <w:t xml:space="preserve">from </w:t>
       </w:r>
       <w:proofErr w:type="spellStart"/>
       <w:r>
@@ -638,23 +615,7 @@
         <w:spacing w:after="0" w:line="276" w:lineRule="auto"/>
       </w:pPr>
       <w:r>
-        <w:t xml:space="preserve">How change the change the webserver output </w:t>
-      </w:r>
-      <w:proofErr w:type="gramStart"/>
-      <w:r>
-        <w:t>give</w:t>
-      </w:r>
-      <w:proofErr w:type="gramEnd"/>
-      <w:r>
-        <w:t xml:space="preserve"> </w:t>
-      </w:r>
-      <w:proofErr w:type="gramStart"/>
-      <w:r>
-        <w:t>your  own</w:t>
-      </w:r>
-      <w:proofErr w:type="gramEnd"/>
-      <w:r>
-        <w:t xml:space="preserve"> static web </w:t>
+        <w:t xml:space="preserve">How change the change the webserver output give your  own static web </w:t>
       </w:r>
     </w:p>
     <w:p>
@@ -677,15 +638,7 @@
         <w:sym w:font="Symbol" w:char="F0AE"/>
       </w:r>
       <w:r>
-        <w:t>And enter the &lt;h1</w:t>
-      </w:r>
-      <w:proofErr w:type="gramStart"/>
-      <w:r>
-        <w:t>&gt;”output</w:t>
-      </w:r>
-      <w:proofErr w:type="gramEnd"/>
-      <w:r>
-        <w:t xml:space="preserve"> you want” &lt;/h1&gt;</w:t>
+        <w:t>And enter the &lt;h1&gt;”output you want” &lt;/h1&gt;</w:t>
       </w:r>
       <w:r>
         <w:br/>
@@ -694,26 +647,13 @@
         <w:sym w:font="Symbol" w:char="F0AE"/>
       </w:r>
       <w:r>
-        <w:t xml:space="preserve">Save it </w:t>
-      </w:r>
-      <w:proofErr w:type="gramStart"/>
-      <w:r>
-        <w:t>by  -</w:t>
-      </w:r>
-      <w:proofErr w:type="gramEnd"/>
-      <w:r>
-        <w:t xml:space="preserve"> enter esc then enter- </w:t>
-      </w:r>
-      <w:proofErr w:type="gramStart"/>
-      <w:r>
-        <w:t>“:</w:t>
+        <w:t>Save it by  - enter esc then enter- “:</w:t>
       </w:r>
       <w:proofErr w:type="spellStart"/>
       <w:r>
         <w:t>wq</w:t>
       </w:r>
       <w:proofErr w:type="spellEnd"/>
-      <w:proofErr w:type="gramEnd"/>
       <w:r>
         <w:t>!” to save and exit the file.</w:t>
       </w:r>
@@ -814,17 +754,12 @@
         <w:t xml:space="preserve">Come to </w:t>
       </w:r>
       <w:proofErr w:type="spellStart"/>
-      <w:proofErr w:type="gramStart"/>
       <w:r>
         <w:t>systemctl</w:t>
       </w:r>
       <w:proofErr w:type="spellEnd"/>
       <w:r>
-        <w:t xml:space="preserve">  restart</w:t>
-      </w:r>
-      <w:proofErr w:type="gramEnd"/>
-      <w:r>
-        <w:t xml:space="preserve"> httpd</w:t>
+        <w:t xml:space="preserve">  restart httpd</w:t>
       </w:r>
       <w:r>
         <w:br/>
@@ -990,18 +925,10 @@
       </w:pPr>
       <w:r>
         <w:lastRenderedPageBreak/>
-        <w:t xml:space="preserve">Port </w:t>
-      </w:r>
-      <w:proofErr w:type="gramStart"/>
-      <w:r>
-        <w:t xml:space="preserve">number </w:t>
-      </w:r>
-      <w:r>
-        <w:t xml:space="preserve"> from</w:t>
-      </w:r>
-      <w:proofErr w:type="gramEnd"/>
-      <w:r>
-        <w:t xml:space="preserve"> 80 to 82</w:t>
+        <w:t xml:space="preserve">Port number </w:t>
+      </w:r>
+      <w:r>
+        <w:t xml:space="preserve"> from 80 to 82</w:t>
       </w:r>
     </w:p>
     <w:p>
@@ -1523,18 +1450,13 @@
         <w:spacing w:after="0" w:line="276" w:lineRule="auto"/>
       </w:pPr>
       <w:r>
-        <w:t xml:space="preserve">Then, after you can change </w:t>
-      </w:r>
-      <w:proofErr w:type="gramStart"/>
-      <w:r>
-        <w:t xml:space="preserve">the  </w:t>
+        <w:t xml:space="preserve">Then, after you can change the  </w:t>
       </w:r>
       <w:proofErr w:type="spellStart"/>
       <w:r>
         <w:t>prot</w:t>
       </w:r>
       <w:proofErr w:type="spellEnd"/>
-      <w:proofErr w:type="gramEnd"/>
       <w:r>
         <w:t xml:space="preserve"> 80 to 81 </w:t>
       </w:r>
@@ -1611,13 +1533,8 @@
         </w:tabs>
         <w:spacing w:after="0" w:line="276" w:lineRule="auto"/>
       </w:pPr>
-      <w:proofErr w:type="gramStart"/>
-      <w:r>
-        <w:t>Indeed</w:t>
-      </w:r>
-      <w:proofErr w:type="gramEnd"/>
-      <w:r>
-        <w:t xml:space="preserve"> we need to change the port number</w:t>
+      <w:r>
+        <w:t>Indeed we need to change the port number</w:t>
       </w:r>
     </w:p>
     <w:p>
@@ -1751,13 +1668,8 @@
         </w:tabs>
         <w:spacing w:after="0" w:line="276" w:lineRule="auto"/>
       </w:pPr>
-      <w:proofErr w:type="gramStart"/>
-      <w:r>
-        <w:t>5 )</w:t>
-      </w:r>
-      <w:proofErr w:type="gramEnd"/>
-      <w:r>
-        <w:t xml:space="preserve"> Apache </w:t>
+      <w:r>
+        <w:t xml:space="preserve">5 ) Apache </w:t>
       </w:r>
       <w:r>
         <w:t>Tomcat</w:t>
@@ -2535,15 +2447,7 @@
         <w:spacing w:after="0" w:line="276" w:lineRule="auto"/>
       </w:pPr>
       <w:r>
-        <w:t xml:space="preserve">Open logs </w:t>
-      </w:r>
-      <w:proofErr w:type="gramStart"/>
-      <w:r>
-        <w:t>file  open</w:t>
-      </w:r>
-      <w:proofErr w:type="gramEnd"/>
-      <w:r>
-        <w:t xml:space="preserve"> </w:t>
+        <w:t xml:space="preserve">Open logs file  open </w:t>
       </w:r>
       <w:proofErr w:type="spellStart"/>
       <w:r>
@@ -2829,7 +2733,7 @@
           <w:noProof/>
         </w:rPr>
         <w:drawing>
-          <wp:inline distT="0" distB="0" distL="0" distR="0" wp14:anchorId="50620AF9" wp14:editId="0D3CD07B">
+          <wp:inline distT="0" distB="0" distL="0" distR="0" wp14:anchorId="50620AF9" wp14:editId="22E6CCFF">
             <wp:extent cx="5943600" cy="1927225"/>
             <wp:effectExtent l="0" t="0" r="0" b="0"/>
             <wp:docPr id="10703933" name="Picture 10"/>
@@ -3471,13 +3375,8 @@
         </w:tabs>
         <w:spacing w:after="0" w:line="276" w:lineRule="auto"/>
       </w:pPr>
-      <w:proofErr w:type="gramStart"/>
-      <w:r>
-        <w:t>Step :</w:t>
-      </w:r>
-      <w:proofErr w:type="gramEnd"/>
-      <w:r>
-        <w:t xml:space="preserve"> yum update -y</w:t>
+      <w:r>
+        <w:t>Step : yum update -y</w:t>
       </w:r>
     </w:p>
     <w:p>
@@ -3603,15 +3502,7 @@
         <w:spacing w:after="0" w:line="276" w:lineRule="auto"/>
       </w:pPr>
       <w:r>
-        <w:t xml:space="preserve">Open the file </w:t>
-      </w:r>
-      <w:proofErr w:type="gramStart"/>
-      <w:r>
-        <w:t>using :</w:t>
-      </w:r>
-      <w:proofErr w:type="gramEnd"/>
-      <w:r>
-        <w:t xml:space="preserve"> vi /</w:t>
+        <w:t>Open the file using : vi /</w:t>
       </w:r>
       <w:proofErr w:type="spellStart"/>
       <w:r>
@@ -3868,15 +3759,13 @@
       </w:r>
       <w:proofErr w:type="spellEnd"/>
       <w:r>
-        <w:t xml:space="preserve"> </w:t>
-      </w:r>
-      <w:proofErr w:type="gramStart"/>
-      <w:r>
-        <w:t>address  paste</w:t>
-      </w:r>
-      <w:proofErr w:type="gramEnd"/>
-      <w:r>
-        <w:t xml:space="preserve"> it web browser you check whether its work or not </w:t>
+        <w:t xml:space="preserve"> address  paste it web browser</w:t>
+      </w:r>
+      <w:r>
+        <w:t>,</w:t>
+      </w:r>
+      <w:r>
+        <w:t xml:space="preserve"> you check whether its work or not </w:t>
       </w:r>
     </w:p>
     <w:p>
@@ -4154,15 +4043,7 @@
         <w:spacing w:after="0" w:line="276" w:lineRule="auto"/>
       </w:pPr>
       <w:r>
-        <w:t xml:space="preserve"> </w:t>
-      </w:r>
-      <w:proofErr w:type="gramStart"/>
-      <w:r>
-        <w:t>Step :</w:t>
-      </w:r>
-      <w:proofErr w:type="gramEnd"/>
-      <w:r>
-        <w:t xml:space="preserve"> yum Install nginx -y</w:t>
+        <w:t xml:space="preserve"> Step : yum Install nginx -y</w:t>
       </w:r>
     </w:p>
     <w:p>
@@ -4849,13 +4730,9 @@
       </w:r>
       <w:r>
         <w:br/>
-      </w:r>
-      <w:proofErr w:type="gramStart"/>
-      <w:r>
         <w:t>vi  /</w:t>
       </w:r>
       <w:proofErr w:type="spellStart"/>
-      <w:proofErr w:type="gramEnd"/>
       <w:r>
         <w:t>etc</w:t>
       </w:r>
@@ -4871,12 +4748,10 @@
         </w:tabs>
         <w:spacing w:after="0" w:line="276" w:lineRule="auto"/>
       </w:pPr>
-      <w:proofErr w:type="gramStart"/>
       <w:r>
         <w:t>Cat  /</w:t>
       </w:r>
       <w:proofErr w:type="spellStart"/>
-      <w:proofErr w:type="gramEnd"/>
       <w:r>
         <w:t>etc</w:t>
       </w:r>
@@ -4965,6 +4840,102 @@
     </w:p>
     <w:p>
       <w:pPr>
+        <w:numPr>
+          <w:ilvl w:val="0"/>
+          <w:numId w:val="2"/>
+        </w:numPr>
+        <w:tabs>
+          <w:tab w:val="left" w:pos="5490"/>
+        </w:tabs>
+        <w:spacing w:after="0" w:line="276" w:lineRule="auto"/>
+        <w:rPr>
+          <w:lang w:val="en-IN"/>
+        </w:rPr>
+      </w:pPr>
+      <w:bookmarkStart w:id="0" w:name="_Hlk148812365"/>
+      <w:r>
+        <w:rPr>
+          <w:lang w:val="en-IN"/>
+        </w:rPr>
+        <w:t>vi /etc/</w:t>
+      </w:r>
+      <w:proofErr w:type="spellStart"/>
+      <w:r>
+        <w:rPr>
+          <w:lang w:val="en-IN"/>
+        </w:rPr>
+        <w:t>haproxy</w:t>
+      </w:r>
+      <w:proofErr w:type="spellEnd"/>
+      <w:r>
+        <w:rPr>
+          <w:lang w:val="en-IN"/>
+        </w:rPr>
+        <w:t>/</w:t>
+      </w:r>
+      <w:proofErr w:type="spellStart"/>
+      <w:r>
+        <w:rPr>
+          <w:lang w:val="en-IN"/>
+        </w:rPr>
+        <w:t>haproxy.cfg</w:t>
+      </w:r>
+      <w:proofErr w:type="spellEnd"/>
+    </w:p>
+    <w:p>
+      <w:pPr>
+        <w:numPr>
+          <w:ilvl w:val="0"/>
+          <w:numId w:val="2"/>
+        </w:numPr>
+        <w:tabs>
+          <w:tab w:val="left" w:pos="5490"/>
+        </w:tabs>
+        <w:spacing w:after="0" w:line="276" w:lineRule="auto"/>
+        <w:rPr>
+          <w:lang w:val="en-IN"/>
+        </w:rPr>
+      </w:pPr>
+      <w:r>
+        <w:rPr>
+          <w:lang w:val="en-IN"/>
+        </w:rPr>
+        <w:t xml:space="preserve">Add Server-1, Server-2 public </w:t>
+      </w:r>
+      <w:bookmarkEnd w:id="0"/>
+      <w:r>
+        <w:rPr>
+          <w:lang w:val="en-IN"/>
+        </w:rPr>
+        <w:t>IP’s</w:t>
+      </w:r>
+    </w:p>
+    <w:p>
+      <w:pPr>
+        <w:tabs>
+          <w:tab w:val="left" w:pos="5490"/>
+        </w:tabs>
+        <w:spacing w:after="0" w:line="276" w:lineRule="auto"/>
+      </w:pPr>
+    </w:p>
+    <w:p>
+      <w:pPr>
+        <w:tabs>
+          <w:tab w:val="left" w:pos="5490"/>
+        </w:tabs>
+        <w:spacing w:after="0" w:line="276" w:lineRule="auto"/>
+      </w:pPr>
+    </w:p>
+    <w:p>
+      <w:pPr>
+        <w:tabs>
+          <w:tab w:val="left" w:pos="5490"/>
+        </w:tabs>
+        <w:spacing w:after="0" w:line="276" w:lineRule="auto"/>
+      </w:pPr>
+    </w:p>
+    <w:p>
+      <w:pPr>
         <w:tabs>
           <w:tab w:val="left" w:pos="5490"/>
         </w:tabs>
@@ -4974,6 +4945,7 @@
         <w:rPr>
           <w:noProof/>
         </w:rPr>
+        <w:lastRenderedPageBreak/>
         <mc:AlternateContent>
           <mc:Choice Requires="aink">
             <w:drawing>
@@ -5181,7 +5153,6 @@
         <w:spacing w:after="0" w:line="276" w:lineRule="auto"/>
       </w:pPr>
       <w:r>
-        <w:lastRenderedPageBreak/>
         <w:t>Then, after you can change the settings below the server 5 and server 6</w:t>
       </w:r>
       <w:r>
@@ -5253,6 +5224,36 @@
         <w:spacing w:after="0" w:line="276" w:lineRule="auto"/>
       </w:pPr>
       <w:r>
+        <w:t>Ip with :80</w:t>
+      </w:r>
+      <w:r>
+        <w:br/>
+      </w:r>
+      <w:proofErr w:type="spellStart"/>
+      <w:r>
+        <w:t>ip</w:t>
+      </w:r>
+      <w:proofErr w:type="spellEnd"/>
+      <w:r>
+        <w:t xml:space="preserve"> with :80 we </w:t>
+      </w:r>
+      <w:proofErr w:type="spellStart"/>
+      <w:r>
+        <w:t>shoul</w:t>
+      </w:r>
+      <w:proofErr w:type="spellEnd"/>
+      <w:r>
+        <w:t xml:space="preserve"> add </w:t>
+      </w:r>
+    </w:p>
+    <w:p>
+      <w:pPr>
+        <w:tabs>
+          <w:tab w:val="left" w:pos="5490"/>
+        </w:tabs>
+        <w:spacing w:after="0" w:line="276" w:lineRule="auto"/>
+      </w:pPr>
+      <w:r>
         <w:t>Add after that some commands we have to execute</w:t>
       </w:r>
       <w:r>
@@ -5280,15 +5281,7 @@
       </w:r>
       <w:r>
         <w:br/>
-        <w:t xml:space="preserve">then, after I can change </w:t>
-      </w:r>
-      <w:proofErr w:type="gramStart"/>
-      <w:r>
-        <w:t>properly</w:t>
-      </w:r>
-      <w:proofErr w:type="gramEnd"/>
-      <w:r>
-        <w:t xml:space="preserve"> I got the correct output  </w:t>
+        <w:t xml:space="preserve">then, after I can change properly I got the correct output  </w:t>
       </w:r>
     </w:p>
     <w:p>
@@ -5310,6 +5303,7 @@
         <w:rPr>
           <w:noProof/>
         </w:rPr>
+        <w:lastRenderedPageBreak/>
         <w:drawing>
           <wp:inline distT="0" distB="0" distL="0" distR="0" wp14:anchorId="0637031E" wp14:editId="077F3E4A">
             <wp:extent cx="5494496" cy="3101609"/>
@@ -5366,7 +5360,6 @@
         <w:rPr>
           <w:noProof/>
         </w:rPr>
-        <w:lastRenderedPageBreak/>
         <w:drawing>
           <wp:inline distT="0" distB="0" distL="0" distR="0" wp14:anchorId="37854CB0" wp14:editId="0FDBD16F">
             <wp:extent cx="5456393" cy="3025402"/>
@@ -5442,6 +5435,7 @@
         <w:rPr>
           <w:noProof/>
         </w:rPr>
+        <w:lastRenderedPageBreak/>
         <w:drawing>
           <wp:inline distT="0" distB="0" distL="0" distR="0" wp14:anchorId="7EFE4C76" wp14:editId="7CC85375">
             <wp:extent cx="5943600" cy="1518285"/>
@@ -5619,8 +5613,133 @@
       </w:rPr>
     </w:lvl>
   </w:abstractNum>
+  <w:abstractNum w:abstractNumId="1" w15:restartNumberingAfterBreak="0">
+    <w:nsid w:val="27244453"/>
+    <w:multiLevelType w:val="hybridMultilevel"/>
+    <w:tmpl w:val="DF488E02"/>
+    <w:lvl w:ilvl="0" w:tplc="40090001">
+      <w:start w:val="1"/>
+      <w:numFmt w:val="bullet"/>
+      <w:lvlText w:val=""/>
+      <w:lvlJc w:val="left"/>
+      <w:pPr>
+        <w:ind w:left="720" w:hanging="360"/>
+      </w:pPr>
+      <w:rPr>
+        <w:rFonts w:ascii="Symbol" w:hAnsi="Symbol" w:hint="default"/>
+      </w:rPr>
+    </w:lvl>
+    <w:lvl w:ilvl="1" w:tplc="40090003">
+      <w:start w:val="1"/>
+      <w:numFmt w:val="bullet"/>
+      <w:lvlText w:val="o"/>
+      <w:lvlJc w:val="left"/>
+      <w:pPr>
+        <w:ind w:left="1440" w:hanging="360"/>
+      </w:pPr>
+      <w:rPr>
+        <w:rFonts w:ascii="Courier New" w:hAnsi="Courier New" w:cs="Courier New" w:hint="default"/>
+      </w:rPr>
+    </w:lvl>
+    <w:lvl w:ilvl="2" w:tplc="40090005">
+      <w:start w:val="1"/>
+      <w:numFmt w:val="bullet"/>
+      <w:lvlText w:val=""/>
+      <w:lvlJc w:val="left"/>
+      <w:pPr>
+        <w:ind w:left="2160" w:hanging="360"/>
+      </w:pPr>
+      <w:rPr>
+        <w:rFonts w:ascii="Wingdings" w:hAnsi="Wingdings" w:hint="default"/>
+      </w:rPr>
+    </w:lvl>
+    <w:lvl w:ilvl="3" w:tplc="40090001">
+      <w:start w:val="1"/>
+      <w:numFmt w:val="bullet"/>
+      <w:lvlText w:val=""/>
+      <w:lvlJc w:val="left"/>
+      <w:pPr>
+        <w:ind w:left="2880" w:hanging="360"/>
+      </w:pPr>
+      <w:rPr>
+        <w:rFonts w:ascii="Symbol" w:hAnsi="Symbol" w:hint="default"/>
+      </w:rPr>
+    </w:lvl>
+    <w:lvl w:ilvl="4" w:tplc="40090003">
+      <w:start w:val="1"/>
+      <w:numFmt w:val="bullet"/>
+      <w:lvlText w:val="o"/>
+      <w:lvlJc w:val="left"/>
+      <w:pPr>
+        <w:ind w:left="3600" w:hanging="360"/>
+      </w:pPr>
+      <w:rPr>
+        <w:rFonts w:ascii="Courier New" w:hAnsi="Courier New" w:cs="Courier New" w:hint="default"/>
+      </w:rPr>
+    </w:lvl>
+    <w:lvl w:ilvl="5" w:tplc="40090005">
+      <w:start w:val="1"/>
+      <w:numFmt w:val="bullet"/>
+      <w:lvlText w:val=""/>
+      <w:lvlJc w:val="left"/>
+      <w:pPr>
+        <w:ind w:left="4320" w:hanging="360"/>
+      </w:pPr>
+      <w:rPr>
+        <w:rFonts w:ascii="Wingdings" w:hAnsi="Wingdings" w:hint="default"/>
+      </w:rPr>
+    </w:lvl>
+    <w:lvl w:ilvl="6" w:tplc="40090001">
+      <w:start w:val="1"/>
+      <w:numFmt w:val="bullet"/>
+      <w:lvlText w:val=""/>
+      <w:lvlJc w:val="left"/>
+      <w:pPr>
+        <w:ind w:left="5040" w:hanging="360"/>
+      </w:pPr>
+      <w:rPr>
+        <w:rFonts w:ascii="Symbol" w:hAnsi="Symbol" w:hint="default"/>
+      </w:rPr>
+    </w:lvl>
+    <w:lvl w:ilvl="7" w:tplc="40090003">
+      <w:start w:val="1"/>
+      <w:numFmt w:val="bullet"/>
+      <w:lvlText w:val="o"/>
+      <w:lvlJc w:val="left"/>
+      <w:pPr>
+        <w:ind w:left="5760" w:hanging="360"/>
+      </w:pPr>
+      <w:rPr>
+        <w:rFonts w:ascii="Courier New" w:hAnsi="Courier New" w:cs="Courier New" w:hint="default"/>
+      </w:rPr>
+    </w:lvl>
+    <w:lvl w:ilvl="8" w:tplc="40090005">
+      <w:start w:val="1"/>
+      <w:numFmt w:val="bullet"/>
+      <w:lvlText w:val=""/>
+      <w:lvlJc w:val="left"/>
+      <w:pPr>
+        <w:ind w:left="6480" w:hanging="360"/>
+      </w:pPr>
+      <w:rPr>
+        <w:rFonts w:ascii="Wingdings" w:hAnsi="Wingdings" w:hint="default"/>
+      </w:rPr>
+    </w:lvl>
+  </w:abstractNum>
   <w:num w:numId="1" w16cid:durableId="759326193">
     <w:abstractNumId w:val="0"/>
+  </w:num>
+  <w:num w:numId="2" w16cid:durableId="1402287971">
+    <w:abstractNumId w:val="1"/>
+    <w:lvlOverride w:ilvl="0"/>
+    <w:lvlOverride w:ilvl="1"/>
+    <w:lvlOverride w:ilvl="2"/>
+    <w:lvlOverride w:ilvl="3"/>
+    <w:lvlOverride w:ilvl="4"/>
+    <w:lvlOverride w:ilvl="5"/>
+    <w:lvlOverride w:ilvl="6"/>
+    <w:lvlOverride w:ilvl="7"/>
+    <w:lvlOverride w:ilvl="8"/>
   </w:num>
 </w:numbering>
 </file>
@@ -6228,7 +6347,6 @@
   <w:style w:type="character" w:default="1" w:styleId="DefaultParagraphFont">
     <w:name w:val="Default Paragraph Font"/>
     <w:uiPriority w:val="1"/>
-    <w:semiHidden/>
     <w:unhideWhenUsed/>
   </w:style>
   <w:style w:type="table" w:default="1" w:styleId="TableNormal">
